--- a/src/services/carregador/template.docx
+++ b/src/services/carregador/template.docx
@@ -62,6 +62,7 @@
     </w:p>
     <w:p>
       <w:pPr>
+        <w:keepNext/>
         <w:shd w:val="clear" w:color="auto" w:fill="F26522"/>
         <w:jc w:val="center"/>
       </w:pPr>
@@ -78,6 +79,7 @@
     </w:p>
     <w:p>
       <w:pPr>
+        <w:keepNext/>
         <w:shd w:val="clear" w:color="auto" w:fill="5B4FCF"/>
         <w:jc w:val="center"/>
       </w:pPr>
@@ -94,6 +96,7 @@
     </w:p>
     <w:p>
       <w:pPr>
+        <w:keepNext/>
         <w:shd w:val="clear" w:color="auto" w:fill="1A2F4A"/>
         <w:jc w:val="center"/>
       </w:pPr>
@@ -110,6 +113,7 @@
     </w:p>
     <w:p>
       <w:pPr>
+        <w:keepNext/>
         <w:spacing w:before="280"/>
       </w:pPr>
     </w:p>
@@ -135,6 +139,9 @@
         <w:gridCol w:w="6306"/>
       </w:tblGrid>
       <w:tr>
+        <w:trPr>
+          <w:cantSplit/>
+        </w:trPr>
         <w:tc>
           <w:tcPr>
             <w:tcW w:w="3200" w:type="dxa"/>
@@ -187,6 +194,9 @@
         </w:tc>
       </w:tr>
       <w:tr>
+        <w:trPr>
+          <w:cantSplit/>
+        </w:trPr>
         <w:tc>
           <w:tcPr>
             <w:tcW w:w="3200" w:type="dxa"/>
@@ -239,6 +249,9 @@
         </w:tc>
       </w:tr>
       <w:tr>
+        <w:trPr>
+          <w:cantSplit/>
+        </w:trPr>
         <w:tc>
           <w:tcPr>
             <w:tcW w:w="3200" w:type="dxa"/>
@@ -291,6 +304,9 @@
         </w:tc>
       </w:tr>
       <w:tr>
+        <w:trPr>
+          <w:cantSplit/>
+        </w:trPr>
         <w:tc>
           <w:tcPr>
             <w:tcW w:w="3200" w:type="dxa"/>
@@ -343,6 +359,9 @@
         </w:tc>
       </w:tr>
       <w:tr>
+        <w:trPr>
+          <w:cantSplit/>
+        </w:trPr>
         <w:tc>
           <w:tcPr>
             <w:tcW w:w="3200" w:type="dxa"/>
@@ -395,6 +414,9 @@
         </w:tc>
       </w:tr>
       <w:tr>
+        <w:trPr>
+          <w:cantSplit/>
+        </w:trPr>
         <w:tc>
           <w:tcPr>
             <w:tcW w:w="3200" w:type="dxa"/>
@@ -472,6 +494,7 @@
     </w:p>
     <w:p>
       <w:pPr>
+        <w:keepNext/>
         <w:shd w:val="clear" w:color="auto" w:fill="F26522"/>
       </w:pPr>
       <w:r>
@@ -487,6 +510,7 @@
     </w:p>
     <w:p>
       <w:pPr>
+        <w:keepNext/>
         <w:shd w:val="clear" w:color="auto" w:fill="5B4FCF"/>
       </w:pPr>
       <w:r>
@@ -500,6 +524,7 @@
     </w:p>
     <w:p>
       <w:pPr>
+        <w:keepNext/>
         <w:spacing w:before="80"/>
       </w:pPr>
     </w:p>
@@ -519,6 +544,7 @@
     </w:p>
     <w:p>
       <w:pPr>
+        <w:keepNext/>
         <w:shd w:val="clear" w:color="auto" w:fill="F26522"/>
       </w:pPr>
       <w:r>
@@ -534,6 +560,7 @@
     </w:p>
     <w:p>
       <w:pPr>
+        <w:keepNext/>
         <w:shd w:val="clear" w:color="auto" w:fill="5B4FCF"/>
       </w:pPr>
       <w:r>
@@ -547,11 +574,13 @@
     </w:p>
     <w:p>
       <w:pPr>
+        <w:keepNext/>
         <w:spacing w:before="80"/>
       </w:pPr>
     </w:p>
     <w:p>
       <w:pPr>
+        <w:keepNext/>
         <w:spacing w:before="40"/>
       </w:pPr>
     </w:p>
@@ -577,6 +606,9 @@
         <w:gridCol w:w="4706"/>
       </w:tblGrid>
       <w:tr>
+        <w:trPr>
+          <w:cantSplit/>
+        </w:trPr>
         <w:tc>
           <w:tcPr>
             <w:tcW w:w="4800" w:type="dxa"/>
@@ -595,6 +627,9 @@
             </w:tcMar>
           </w:tcPr>
           <w:p>
+            <w:pPr>
+              <w:keepNext/>
+            </w:pPr>
             <w:r>
               <w:rPr>
                 <w:b/>
@@ -626,6 +661,7 @@
           </w:tcPr>
           <w:p>
             <w:pPr>
+              <w:keepNext/>
               <w:jc w:val="center"/>
             </w:pPr>
             <w:r>
@@ -642,6 +678,9 @@
         </w:tc>
       </w:tr>
       <w:tr>
+        <w:trPr>
+          <w:cantSplit/>
+        </w:trPr>
         <w:tc>
           <w:tcPr>
             <w:tcW w:w="4800" w:type="dxa"/>
@@ -660,6 +699,9 @@
             </w:tcMar>
           </w:tcPr>
           <w:p>
+            <w:pPr>
+              <w:keepNext/>
+            </w:pPr>
             <w:r>
               <w:rPr>
                 <w:b/>
@@ -691,6 +733,7 @@
           </w:tcPr>
           <w:p>
             <w:pPr>
+              <w:keepNext/>
               <w:jc w:val="center"/>
             </w:pPr>
             <w:r>
@@ -706,6 +749,9 @@
         </w:tc>
       </w:tr>
       <w:tr>
+        <w:trPr>
+          <w:cantSplit/>
+        </w:trPr>
         <w:tc>
           <w:tcPr>
             <w:tcW w:w="4800" w:type="dxa"/>
@@ -724,6 +770,9 @@
             </w:tcMar>
           </w:tcPr>
           <w:p>
+            <w:pPr>
+              <w:keepNext/>
+            </w:pPr>
             <w:r>
               <w:rPr>
                 <w:b/>
@@ -756,6 +805,7 @@
           </w:tcPr>
           <w:p>
             <w:pPr>
+              <w:keepNext/>
               <w:jc w:val="center"/>
             </w:pPr>
             <w:r>
@@ -771,6 +821,9 @@
         </w:tc>
       </w:tr>
       <w:tr>
+        <w:trPr>
+          <w:cantSplit/>
+        </w:trPr>
         <w:tc>
           <w:tcPr>
             <w:tcW w:w="4800" w:type="dxa"/>
@@ -789,6 +842,9 @@
             </w:tcMar>
           </w:tcPr>
           <w:p>
+            <w:pPr>
+              <w:keepNext/>
+            </w:pPr>
             <w:r>
               <w:rPr>
                 <w:b/>
@@ -820,6 +876,7 @@
           </w:tcPr>
           <w:p>
             <w:pPr>
+              <w:keepNext/>
               <w:jc w:val="center"/>
             </w:pPr>
             <w:r>
@@ -835,6 +892,9 @@
         </w:tc>
       </w:tr>
       <w:tr>
+        <w:trPr>
+          <w:cantSplit/>
+        </w:trPr>
         <w:tc>
           <w:tcPr>
             <w:tcW w:w="4800" w:type="dxa"/>
@@ -853,6 +913,9 @@
             </w:tcMar>
           </w:tcPr>
           <w:p>
+            <w:pPr>
+              <w:keepNext/>
+            </w:pPr>
             <w:r>
               <w:rPr>
                 <w:b/>
@@ -884,6 +947,7 @@
           </w:tcPr>
           <w:p>
             <w:pPr>
+              <w:keepNext/>
               <w:jc w:val="center"/>
             </w:pPr>
             <w:r>
@@ -899,6 +963,9 @@
         </w:tc>
       </w:tr>
       <w:tr>
+        <w:trPr>
+          <w:cantSplit/>
+        </w:trPr>
         <w:tc>
           <w:tcPr>
             <w:tcW w:w="4800" w:type="dxa"/>
@@ -917,6 +984,9 @@
             </w:tcMar>
           </w:tcPr>
           <w:p>
+            <w:pPr>
+              <w:keepNext/>
+            </w:pPr>
             <w:r>
               <w:rPr>
                 <w:b/>
@@ -948,6 +1018,7 @@
           </w:tcPr>
           <w:p>
             <w:pPr>
+              <w:keepNext/>
               <w:jc w:val="center"/>
             </w:pPr>
             <w:r>
@@ -963,6 +1034,9 @@
         </w:tc>
       </w:tr>
       <w:tr>
+        <w:trPr>
+          <w:cantSplit/>
+        </w:trPr>
         <w:tc>
           <w:tcPr>
             <w:tcW w:w="4800" w:type="dxa"/>
@@ -1029,6 +1103,7 @@
     </w:tbl>
     <w:p>
       <w:pPr>
+        <w:keepNext/>
         <w:shd w:val="clear" w:color="auto" w:fill="F26522"/>
       </w:pPr>
       <w:r>
@@ -1044,6 +1119,7 @@
     </w:p>
     <w:p>
       <w:pPr>
+        <w:keepNext/>
         <w:shd w:val="clear" w:color="auto" w:fill="5B4FCF"/>
       </w:pPr>
       <w:r>
@@ -1057,6 +1133,7 @@
     </w:p>
     <w:p>
       <w:pPr>
+        <w:keepNext/>
         <w:spacing w:before="80"/>
       </w:pPr>
     </w:p>
@@ -1154,6 +1231,7 @@
     </w:p>
     <w:p>
       <w:pPr>
+        <w:keepNext/>
         <w:shd w:val="clear" w:color="auto" w:fill="F26522"/>
       </w:pPr>
       <w:r>
@@ -1169,6 +1247,7 @@
     </w:p>
     <w:p>
       <w:pPr>
+        <w:keepNext/>
         <w:shd w:val="clear" w:color="auto" w:fill="5B4FCF"/>
       </w:pPr>
       <w:r>
@@ -1182,11 +1261,13 @@
     </w:p>
     <w:p>
       <w:pPr>
+        <w:keepNext/>
         <w:spacing w:before="80"/>
       </w:pPr>
     </w:p>
     <w:p>
       <w:pPr>
+        <w:keepNext/>
         <w:pBdr>
           <w:left w:val="single" w:sz="18" w:space="8" w:color="F26522"/>
         </w:pBdr>
@@ -1206,6 +1287,7 @@
     </w:p>
     <w:p>
       <w:pPr>
+        <w:keepNext/>
         <w:spacing w:before="40"/>
       </w:pPr>
     </w:p>
@@ -1231,6 +1313,10 @@
         <w:gridCol w:w="8206"/>
       </w:tblGrid>
       <w:tr>
+        <w:trPr>
+          <w:cantSplit/>
+          <w:tblHeader/>
+        </w:trPr>
         <w:tc>
           <w:tcPr>
             <w:tcW w:w="1300" w:type="dxa"/>
@@ -1296,6 +1382,9 @@
         </w:tc>
       </w:tr>
       <w:tr>
+        <w:trPr>
+          <w:cantSplit/>
+        </w:trPr>
         <w:tc>
           <w:tcPr>
             <w:tcW w:w="1300" w:type="dxa"/>
@@ -1366,6 +1455,7 @@
     </w:p>
     <w:p>
       <w:pPr>
+        <w:keepNext/>
         <w:pBdr>
           <w:left w:val="single" w:sz="18" w:space="8" w:color="F26522"/>
         </w:pBdr>
@@ -1385,6 +1475,7 @@
     </w:p>
     <w:p>
       <w:pPr>
+        <w:keepNext/>
         <w:spacing w:before="40"/>
       </w:pPr>
     </w:p>
@@ -1410,6 +1501,9 @@
         <w:gridCol w:w="8206"/>
       </w:tblGrid>
       <w:tr>
+        <w:trPr>
+          <w:cantSplit/>
+        </w:trPr>
         <w:tc>
           <w:tcPr>
             <w:tcW w:w="1300" w:type="dxa"/>
@@ -1477,6 +1571,9 @@
         </w:tc>
       </w:tr>
       <w:tr>
+        <w:trPr>
+          <w:cantSplit/>
+        </w:trPr>
         <w:tc>
           <w:tcPr>
             <w:tcW w:w="1300" w:type="dxa"/>
@@ -1544,6 +1641,9 @@
         </w:tc>
       </w:tr>
       <w:tr>
+        <w:trPr>
+          <w:cantSplit/>
+        </w:trPr>
         <w:tc>
           <w:tcPr>
             <w:tcW w:w="1300" w:type="dxa"/>
@@ -1611,6 +1711,9 @@
         </w:tc>
       </w:tr>
       <w:tr>
+        <w:trPr>
+          <w:cantSplit/>
+        </w:trPr>
         <w:tc>
           <w:tcPr>
             <w:tcW w:w="1300" w:type="dxa"/>
@@ -1678,6 +1781,9 @@
         </w:tc>
       </w:tr>
       <w:tr>
+        <w:trPr>
+          <w:cantSplit/>
+        </w:trPr>
         <w:tc>
           <w:tcPr>
             <w:tcW w:w="1300" w:type="dxa"/>
@@ -1745,6 +1851,9 @@
         </w:tc>
       </w:tr>
       <w:tr>
+        <w:trPr>
+          <w:cantSplit/>
+        </w:trPr>
         <w:tc>
           <w:tcPr>
             <w:tcW w:w="1300" w:type="dxa"/>
@@ -1819,6 +1928,7 @@
     </w:p>
     <w:p>
       <w:pPr>
+        <w:keepNext/>
         <w:shd w:val="clear" w:color="auto" w:fill="F26522"/>
       </w:pPr>
       <w:r>
@@ -1834,6 +1944,7 @@
     </w:p>
     <w:p>
       <w:pPr>
+        <w:keepNext/>
         <w:shd w:val="clear" w:color="auto" w:fill="5B4FCF"/>
       </w:pPr>
       <w:r>
@@ -1847,6 +1958,7 @@
     </w:p>
     <w:p>
       <w:pPr>
+        <w:keepNext/>
         <w:spacing w:before="80"/>
       </w:pPr>
     </w:p>
@@ -1887,6 +1999,9 @@
         <w:gridCol w:w="3800"/>
       </w:tblGrid>
       <w:tr>
+        <w:trPr>
+          <w:cantSplit/>
+        </w:trPr>
         <w:tc>
           <w:tcPr>
             <w:tcW w:w="600" w:type="dxa"/>
@@ -1906,6 +2021,7 @@
           </w:tcPr>
           <w:p>
             <w:pPr>
+              <w:keepNext/>
               <w:jc w:val="center"/>
             </w:pPr>
             <w:r>
@@ -1939,6 +2055,7 @@
           </w:tcPr>
           <w:p>
             <w:pPr>
+              <w:keepNext/>
               <w:jc w:val="center"/>
             </w:pPr>
             <w:r>
@@ -1972,6 +2089,7 @@
           </w:tcPr>
           <w:p>
             <w:pPr>
+              <w:keepNext/>
               <w:jc w:val="center"/>
             </w:pPr>
             <w:r>
@@ -1988,6 +2106,9 @@
         </w:tc>
       </w:tr>
       <w:tr>
+        <w:trPr>
+          <w:cantSplit/>
+        </w:trPr>
         <w:tc>
           <w:tcPr>
             <w:tcW w:w="600" w:type="dxa"/>
@@ -2008,6 +2129,7 @@
           </w:tcPr>
           <w:p>
             <w:pPr>
+              <w:keepNext/>
               <w:jc w:val="center"/>
             </w:pPr>
             <w:r>
@@ -2040,6 +2162,9 @@
             </w:tcMar>
           </w:tcPr>
           <w:p>
+            <w:pPr>
+              <w:keepNext/>
+            </w:pPr>
             <w:r>
               <w:rPr>
                 <w:b/>
@@ -2051,6 +2176,7 @@
           </w:p>
           <w:p>
             <w:pPr>
+              <w:keepNext/>
               <w:spacing w:before="20"/>
             </w:pPr>
             <w:r>
@@ -2085,6 +2211,7 @@
           </w:tcPr>
           <w:p>
             <w:pPr>
+              <w:keepNext/>
               <w:jc w:val="right"/>
             </w:pPr>
             <w:r>
@@ -2100,6 +2227,9 @@
         </w:tc>
       </w:tr>
       <w:tr>
+        <w:trPr>
+          <w:cantSplit/>
+        </w:trPr>
         <w:tc>
           <w:tcPr>
             <w:tcW w:w="600" w:type="dxa"/>
@@ -2120,6 +2250,7 @@
           </w:tcPr>
           <w:p>
             <w:pPr>
+              <w:keepNext/>
               <w:jc w:val="center"/>
             </w:pPr>
             <w:r>
@@ -2152,6 +2283,9 @@
             </w:tcMar>
           </w:tcPr>
           <w:p>
+            <w:pPr>
+              <w:keepNext/>
+            </w:pPr>
             <w:r>
               <w:rPr>
                 <w:b/>
@@ -2163,6 +2297,7 @@
           </w:p>
           <w:p>
             <w:pPr>
+              <w:keepNext/>
               <w:spacing w:before="20"/>
             </w:pPr>
             <w:r>
@@ -2197,6 +2332,7 @@
           </w:tcPr>
           <w:p>
             <w:pPr>
+              <w:keepNext/>
               <w:jc w:val="right"/>
             </w:pPr>
             <w:r>
@@ -2212,6 +2348,9 @@
         </w:tc>
       </w:tr>
       <w:tr>
+        <w:trPr>
+          <w:cantSplit/>
+        </w:trPr>
         <w:tc>
           <w:tcPr>
             <w:tcW w:w="5706" w:type="dxa"/>
@@ -2365,6 +2504,7 @@
     </w:p>
     <w:p>
       <w:pPr>
+        <w:keepNext/>
         <w:spacing w:before="80" w:after="80"/>
         <w:jc w:val="both"/>
       </w:pPr>
@@ -2392,6 +2532,7 @@
     </w:p>
     <w:p>
       <w:pPr>
+        <w:keepNext/>
         <w:shd w:val="clear" w:color="auto" w:fill="F26522"/>
       </w:pPr>
       <w:r>
@@ -2407,6 +2548,7 @@
     </w:p>
     <w:p>
       <w:pPr>
+        <w:keepNext/>
         <w:shd w:val="clear" w:color="auto" w:fill="5B4FCF"/>
       </w:pPr>
       <w:r>
@@ -2420,17 +2562,17 @@
     </w:p>
     <w:p>
       <w:pPr>
+        <w:keepNext/>
         <w:spacing w:before="280"/>
       </w:pPr>
       <w:r>
         <w:t>O prazo de execução do projeto é de {prazoExecucao}, a depender do prazo de fornecimento dos materiais e equipamentos, contados a partir da aprovação da proposta até a entrega da infraestrutura comissionada.</w:t>
-      </w:r>
-      <w:r>
         <w:br/>
       </w:r>
     </w:p>
     <w:p>
       <w:pPr>
+        <w:keepNext/>
         <w:shd w:val="clear" w:color="auto" w:fill="F26522"/>
       </w:pPr>
       <w:r>
@@ -2446,6 +2588,7 @@
     </w:p>
     <w:p>
       <w:pPr>
+        <w:keepNext/>
         <w:shd w:val="clear" w:color="auto" w:fill="5B4FCF"/>
       </w:pPr>
       <w:r>
@@ -2459,6 +2602,7 @@
     </w:p>
     <w:p>
       <w:pPr>
+        <w:keepNext/>
         <w:spacing w:before="80"/>
       </w:pPr>
     </w:p>
@@ -2478,6 +2622,7 @@
     </w:p>
     <w:p>
       <w:pPr>
+        <w:keepNext/>
         <w:shd w:val="clear" w:color="auto" w:fill="F26522"/>
       </w:pPr>
       <w:r>
@@ -2493,6 +2638,7 @@
     </w:p>
     <w:p>
       <w:pPr>
+        <w:keepNext/>
         <w:shd w:val="clear" w:color="auto" w:fill="5B4FCF"/>
       </w:pPr>
       <w:r>
@@ -2506,6 +2652,7 @@
     </w:p>
     <w:p>
       <w:pPr>
+        <w:keepNext/>
         <w:spacing w:before="80"/>
       </w:pPr>
     </w:p>
@@ -2534,6 +2681,7 @@
     </w:p>
     <w:p>
       <w:pPr>
+        <w:keepNext/>
         <w:shd w:val="clear" w:color="auto" w:fill="F26522"/>
       </w:pPr>
       <w:r>
@@ -2549,6 +2697,7 @@
     </w:p>
     <w:p>
       <w:pPr>
+        <w:keepNext/>
         <w:shd w:val="clear" w:color="auto" w:fill="5B4FCF"/>
       </w:pPr>
       <w:r>
@@ -2562,6 +2711,7 @@
     </w:p>
     <w:p>
       <w:pPr>
+        <w:keepNext/>
         <w:spacing w:before="80"/>
       </w:pPr>
     </w:p>
@@ -2587,6 +2737,9 @@
         <w:gridCol w:w="6306"/>
       </w:tblGrid>
       <w:tr>
+        <w:trPr>
+          <w:cantSplit/>
+        </w:trPr>
         <w:tc>
           <w:tcPr>
             <w:tcW w:w="3200" w:type="dxa"/>
@@ -2605,6 +2758,9 @@
             </w:tcMar>
           </w:tcPr>
           <w:p>
+            <w:pPr>
+              <w:keepNext/>
+            </w:pPr>
             <w:r>
               <w:rPr>
                 <w:b/>
@@ -2632,6 +2788,9 @@
             </w:tcMar>
           </w:tcPr>
           <w:p>
+            <w:pPr>
+              <w:keepNext/>
+            </w:pPr>
             <w:r>
               <w:t>GTA ENERGIA LTDA</w:t>
             </w:r>
@@ -2639,6 +2798,9 @@
         </w:tc>
       </w:tr>
       <w:tr>
+        <w:trPr>
+          <w:cantSplit/>
+        </w:trPr>
         <w:tc>
           <w:tcPr>
             <w:tcW w:w="3200" w:type="dxa"/>
@@ -2657,6 +2819,9 @@
             </w:tcMar>
           </w:tcPr>
           <w:p>
+            <w:pPr>
+              <w:keepNext/>
+            </w:pPr>
             <w:r>
               <w:rPr>
                 <w:b/>
@@ -2684,6 +2849,9 @@
             </w:tcMar>
           </w:tcPr>
           <w:p>
+            <w:pPr>
+              <w:keepNext/>
+            </w:pPr>
             <w:r>
               <w:t>59.214.861/0001-15</w:t>
             </w:r>
@@ -2691,6 +2859,9 @@
         </w:tc>
       </w:tr>
       <w:tr>
+        <w:trPr>
+          <w:cantSplit/>
+        </w:trPr>
         <w:tc>
           <w:tcPr>
             <w:tcW w:w="3200" w:type="dxa"/>
@@ -2709,6 +2880,9 @@
             </w:tcMar>
           </w:tcPr>
           <w:p>
+            <w:pPr>
+              <w:keepNext/>
+            </w:pPr>
             <w:r>
               <w:rPr>
                 <w:b/>
@@ -2736,6 +2910,9 @@
             </w:tcMar>
           </w:tcPr>
           <w:p>
+            <w:pPr>
+              <w:keepNext/>
+            </w:pPr>
             <w:r>
               <w:t>Tito Alves Pereira</w:t>
             </w:r>
@@ -2743,6 +2920,9 @@
         </w:tc>
       </w:tr>
       <w:tr>
+        <w:trPr>
+          <w:cantSplit/>
+        </w:trPr>
         <w:tc>
           <w:tcPr>
             <w:tcW w:w="3200" w:type="dxa"/>
@@ -2761,6 +2941,9 @@
             </w:tcMar>
           </w:tcPr>
           <w:p>
+            <w:pPr>
+              <w:keepNext/>
+            </w:pPr>
             <w:r>
               <w:rPr>
                 <w:b/>
@@ -2788,6 +2971,9 @@
             </w:tcMar>
           </w:tcPr>
           <w:p>
+            <w:pPr>
+              <w:keepNext/>
+            </w:pPr>
             <w:r>
               <w:t>contato@gtaenergia.com</w:t>
             </w:r>
@@ -2795,6 +2981,9 @@
         </w:tc>
       </w:tr>
       <w:tr>
+        <w:trPr>
+          <w:cantSplit/>
+        </w:trPr>
         <w:tc>
           <w:tcPr>
             <w:tcW w:w="3200" w:type="dxa"/>
@@ -2813,6 +3002,9 @@
             </w:tcMar>
           </w:tcPr>
           <w:p>
+            <w:pPr>
+              <w:keepNext/>
+            </w:pPr>
             <w:r>
               <w:rPr>
                 <w:b/>
@@ -2840,19 +3032,19 @@
             </w:tcMar>
           </w:tcPr>
           <w:p>
-            <w:r>
-              <w:t>(62) 9</w:t>
-            </w:r>
-            <w:r>
-              <w:t xml:space="preserve"> 9235</w:t>
-            </w:r>
-            <w:r>
-              <w:t>9517</w:t>
+            <w:pPr>
+              <w:keepNext/>
+            </w:pPr>
+            <w:r>
+              <w:t xml:space="preserve">(62) 9 92359517</w:t>
             </w:r>
           </w:p>
         </w:tc>
       </w:tr>
       <w:tr>
+        <w:trPr>
+          <w:cantSplit/>
+        </w:trPr>
         <w:tc>
           <w:tcPr>
             <w:tcW w:w="3200" w:type="dxa"/>
@@ -2912,6 +3104,7 @@
     </w:p>
     <w:p>
       <w:pPr>
+        <w:keepNext/>
         <w:shd w:val="clear" w:color="auto" w:fill="F26522"/>
       </w:pPr>
       <w:r>
@@ -2927,6 +3120,7 @@
     </w:p>
     <w:p>
       <w:pPr>
+        <w:keepNext/>
         <w:shd w:val="clear" w:color="auto" w:fill="5B4FCF"/>
       </w:pPr>
       <w:r>
@@ -2940,6 +3134,7 @@
     </w:p>
     <w:p>
       <w:pPr>
+        <w:keepNext/>
         <w:spacing w:before="80"/>
       </w:pPr>
     </w:p>
@@ -3015,6 +3210,7 @@
     </w:p>
     <w:p>
       <w:pPr>
+        <w:keepNext/>
         <w:shd w:val="clear" w:color="auto" w:fill="F26522"/>
       </w:pPr>
       <w:r>
@@ -3030,6 +3226,7 @@
     </w:p>
     <w:p>
       <w:pPr>
+        <w:keepNext/>
         <w:shd w:val="clear" w:color="auto" w:fill="5B4FCF"/>
       </w:pPr>
       <w:r>
@@ -3043,11 +3240,13 @@
     </w:p>
     <w:p>
       <w:pPr>
+        <w:keepNext/>
         <w:spacing w:before="80"/>
       </w:pPr>
     </w:p>
     <w:p>
       <w:pPr>
+        <w:keepNext/>
         <w:spacing w:before="80" w:after="80"/>
         <w:jc w:val="both"/>
       </w:pPr>
@@ -3057,6 +3256,7 @@
     </w:p>
     <w:p>
       <w:pPr>
+        <w:keepNext/>
         <w:spacing w:before="200"/>
       </w:pPr>
     </w:p>
@@ -3082,6 +3282,9 @@
         <w:gridCol w:w="4906"/>
       </w:tblGrid>
       <w:tr>
+        <w:trPr>
+          <w:cantSplit/>
+        </w:trPr>
         <w:tc>
           <w:tcPr>
             <w:tcW w:w="4600" w:type="dxa"/>

--- a/src/services/carregador/template.docx
+++ b/src/services/carregador/template.docx
@@ -4068,6 +4068,8 @@
       <w:rPr>
         <w:rFonts w:ascii="Arial" w:eastAsia="Arial" w:hAnsi="Arial" w:cs="Arial"/>
         <w:color w:val="1A1A1A"/>
+        <w:sz w:val="24"/>
+        <w:szCs w:val="24"/>
         <w:lang w:val="pt-BR" w:eastAsia="pt-BR" w:bidi="ar-SA"/>
       </w:rPr>
     </w:rPrDefault>
